--- a/LEAI/legal/LEAI-Terms-of-Use.docx
+++ b/LEAI/legal/LEAI-Terms-of-Use.docx
@@ -73,7 +73,7 @@
         <w:t>entirely voluntary</w:t>
       </w:r>
       <w:r>
-        <w:t>. Choosing not to participate, or stopping at any time, will not affect your grade or your standing in the course. You may close the tab at any point, and any in-progress message that you have not sent is discarded. (If your instructor has enabled Canvas completion credit, see Section 3.)</w:t>
+        <w:t>. Choosing not to participate, or stopping at any time, will not affect your grade or your standing in the course. You may close the tab at any point, and any in-progress message that you have not sent is discarded.</w:t>
       </w:r>
     </w:p>
     <w:p>
@@ -81,68 +81,40 @@
         <w:pStyle w:val="Heading2"/>
       </w:pPr>
       <w:r>
-        <w:t>3. What information you may be asked for</w:t>
+        <w:t>3. What information is collected</w:t>
       </w:r>
     </w:p>
     <w:p>
       <w:r>
-        <w:t xml:space="preserve">LEAI's anonymity guarantee depends on the </w:t>
+        <w:t xml:space="preserve">LEAI is </w:t>
       </w:r>
       <w:r>
         <w:rPr>
           <w:b/>
         </w:rPr>
-        <w:t>mode</w:t>
+        <w:t>anonymous</w:t>
       </w:r>
       <w:r>
-        <w:t xml:space="preserve"> your instructor selected. The chat page shows the active mode in a badge near the top.</w:t>
+        <w:t xml:space="preserve">. You are not asked for your name, email, student ID, or any other identifying information. The chat page shows an </w:t>
       </w:r>
-    </w:p>
-    <w:p>
-      <w:pPr>
-        <w:pStyle w:val="ListBullet"/>
-      </w:pPr>
       <w:r>
         <w:rPr>
           <w:b/>
         </w:rPr>
-        <w:t xml:space="preserve">Anonymous mode (default). </w:t>
+        <w:t>ANONYMOUS</w:t>
       </w:r>
       <w:r>
-        <w:t>You are not asked for any identifying information. Do not voluntarily include your name, student ID, classmates' names, or other identifying details in the body of your messages — the system does not need them, and they undermine the anonymity design.</w:t>
-      </w:r>
-    </w:p>
-    <w:p>
-      <w:pPr>
-        <w:pStyle w:val="ListBullet"/>
-      </w:pPr>
-      <w:r>
-        <w:rPr>
-          <w:b/>
-        </w:rPr>
-        <w:t xml:space="preserve">Pseudonymous / identified mode. </w:t>
-      </w:r>
-      <w:r>
-        <w:t>Before the chat begins you are asked to enter an identifier (a real name, student ID, or nickname, depending on what your instructor specified). Whatever you type is stored and visible to your instructor.</w:t>
-      </w:r>
-    </w:p>
-    <w:p>
-      <w:pPr>
-        <w:pStyle w:val="ListBullet"/>
-      </w:pPr>
-      <w:r>
-        <w:rPr>
-          <w:b/>
-        </w:rPr>
-        <w:t xml:space="preserve">Canvas completion credit. </w:t>
-      </w:r>
-      <w:r>
-        <w:t>If your instructor has enabled completion credit, you will be shown a short code at the end of the session. Entering that code into Canvas links your Canvas account to your specific session in your instructor's records. Entering the code is optional.</w:t>
+        <w:t xml:space="preserve"> badge near the top as a visible reminder.</w:t>
       </w:r>
     </w:p>
     <w:p>
       <w:r>
-        <w:t>The full data-handling details for each mode are covered in the LEAI Privacy Policy.</w:t>
+        <w:t>Please do not voluntarily include your name, student ID, classmates' names, or other identifying details in the body of your messages — the system does not need them, and they undermine the anonymity design.</w:t>
+      </w:r>
+    </w:p>
+    <w:p>
+      <w:r>
+        <w:t>The full data-handling details are covered in the LEAI Privacy Policy.</w:t>
       </w:r>
     </w:p>
     <w:p>
@@ -256,16 +228,7 @@
     </w:p>
     <w:p>
       <w:r>
-        <w:t xml:space="preserve">In anonymous mode, the instructor cannot tell which submission came from which student, so there is no way for them to reply to you individually through this tool. In identified or Canvas-credit modes the instructor </w:t>
-      </w:r>
-      <w:r>
-        <w:rPr>
-          <w:i/>
-        </w:rPr>
-        <w:t>can</w:t>
-      </w:r>
-      <w:r>
-        <w:t xml:space="preserve"> see who you are, but LEAI is still designed for one-way feedback collection — there is no built-in reply channel. If you need a direct response from your instructor, use the course's official communication channels.</w:t>
+        <w:t>Because the instructor cannot tell which submission came from which student, there is no way for them to reply to you individually through this tool. If you need a direct response from your instructor, use the course's official communication channels.</w:t>
       </w:r>
     </w:p>
     <w:p>
@@ -291,7 +254,7 @@
     </w:p>
     <w:p>
       <w:r>
-        <w:t>LEAI is operated as a research and feedback tool by the GUII Lab. It is not part of UCSC's official student record system, and submissions made through LEAI are not part of your education record under the Family Educational Rights and Privacy Act (FERPA). Even when used for completion credit through Canvas, only the completion code is shared with the LMS — not the contents of your conversation.</w:t>
+        <w:t>LEAI is operated as a research and feedback tool by the GUII Lab. It is not part of UCSC's official student record system, and submissions made through LEAI are not part of your education record under the Family Educational Rights and Privacy Act (FERPA).</w:t>
       </w:r>
     </w:p>
     <w:p>

--- a/LEAI/legal/LEAI-Terms-of-Use.docx
+++ b/LEAI/legal/LEAI-Terms-of-Use.docx
@@ -15,7 +15,7 @@
         <w:rPr>
           <w:i/>
         </w:rPr>
-        <w:t>Last updated: April 2026</w:t>
+        <w:t>Version v0.2.0 · Last updated April 7, 2026</w:t>
       </w:r>
     </w:p>
     <w:p>

--- a/LEAI/legal/LEAI-Terms-of-Use.docx
+++ b/LEAI/legal/LEAI-Terms-of-Use.docx
@@ -15,7 +15,7 @@
         <w:rPr>
           <w:i/>
         </w:rPr>
-        <w:t>Version v0.2.0 · Last updated April 7, 2026</w:t>
+        <w:t>Version v0.3.0 · Last updated August 13, 2026</w:t>
       </w:r>
     </w:p>
     <w:p>
@@ -59,21 +59,12 @@
         <w:pStyle w:val="Heading2"/>
       </w:pPr>
       <w:r>
-        <w:t>2. Your participation is voluntary</w:t>
+        <w:t>2. Participation and course credit</w:t>
       </w:r>
     </w:p>
     <w:p>
       <w:r>
-        <w:t xml:space="preserve">Participating in LEAI feedback sessions is </w:t>
-      </w:r>
-      <w:r>
-        <w:rPr>
-          <w:b/>
-        </w:rPr>
-        <w:t>entirely voluntary</w:t>
-      </w:r>
-      <w:r>
-        <w:t>. Choosing not to participate, or stopping at any time, will not affect your grade or your standing in the course. You may close the tab at any point, and any in-progress message that you have not sent is discarded.</w:t>
+        <w:t>LEAI does not grade your feedback or decide your standing in a course. Your instructor may make the activity optional, offer participation credit, or require it under the course's stated policies. If completion credit is offered, choosing not to participate or stopping before a response is saved may affect that credit. You may close the tab at any point, and any in-progress message that you have not sent is discarded.</w:t>
       </w:r>
     </w:p>
     <w:p>
@@ -110,6 +101,37 @@
     <w:p>
       <w:r>
         <w:t>Please do not voluntarily include your name, student ID, classmates' names, or other identifying details in the body of your messages — the system does not need them, and they undermine the anonymity design.</w:t>
+      </w:r>
+    </w:p>
+    <w:p>
+      <w:r>
+        <w:t xml:space="preserve">In courses where your instructor has enabled </w:t>
+      </w:r>
+      <w:r>
+        <w:rPr>
+          <w:b/>
+        </w:rPr>
+        <w:t>cross-week continuity</w:t>
+      </w:r>
+      <w:r>
+        <w:t>, LEAI additionally records technical device signals — a randomly generated code stored in your browser and a device fingerprint — so that sessions submitted from the same device across the course's weekly surveys can be grouped together. These signals describe a browser and device, not a person: they are never linked to your name, email, or student ID, and your instructor sees only an arbitrary label (such as "S3") on the grouped sessions.</w:t>
+      </w:r>
+    </w:p>
+    <w:p>
+      <w:pPr>
+        <w:keepLines/>
+      </w:pPr>
+      <w:r>
+        <w:t xml:space="preserve">In courses where your instructor has enabled </w:t>
+      </w:r>
+      <w:r>
+        <w:rPr>
+          <w:b/>
+        </w:rPr>
+        <w:t>completion certificates</w:t>
+      </w:r>
+      <w:r>
+        <w:t>, you may download a PDF with a random code after LEAI saves at least one response. LEAI privately links the code to your anonymous session and a coarse progress snapshot. The instructor-facing verifier returns only whether that code was issued for the selected survey; it does not reveal the linked session, progress snapshot, or responses. Submitting the PDF through Canvas or another course system lets that system and your instructor associate the certificate with your course identity, but the code does not identify which LEAI feedback conversation was yours. A valid code confirms certificate issuance, not full completion of every survey section or the identity of the person submitting it.</w:t>
       </w:r>
     </w:p>
     <w:p>
@@ -228,7 +250,7 @@
     </w:p>
     <w:p>
       <w:r>
-        <w:t>Because the instructor cannot tell which submission came from which student, there is no way for them to reply to you individually through this tool. If you need a direct response from your instructor, use the course's official communication channels.</w:t>
+        <w:t>The instructor cannot use LEAI to connect a feedback conversation to a named student, so they cannot reply to you individually through this tool. A completion certificate submitted through a course system may identify you for credit, but LEAI still does not reveal the feedback conversation linked to its code. If you need a direct response from your instructor, use the course's official communication channels.</w:t>
       </w:r>
     </w:p>
     <w:p>
@@ -254,7 +276,7 @@
     </w:p>
     <w:p>
       <w:r>
-        <w:t>LEAI is operated as a research and feedback tool by the GUII Lab. It is not part of UCSC's official student record system, and submissions made through LEAI are not part of your education record under the Family Educational Rights and Privacy Act (FERPA).</w:t>
+        <w:t>LEAI is operated as a research and feedback tool by the GUII Lab and is not part of UCSC's official student record system. If you submit a completion certificate through Canvas or another institutional system, that separate course submission may be handled as an education record under your institution's policies.</w:t>
       </w:r>
     </w:p>
     <w:p>
